--- a/docs/00-الوثيقة-الموحدة-الإضاءات-الثمانية.docx
+++ b/docs/00-الوثيقة-الموحدة-الإضاءات-الثمانية.docx
@@ -349,6 +349,79 @@
         <w:t>دليل تطبيقي موحّد للمرشد الطلابي يجمع الإضاءات الثمانية للمؤشر «يلتزم المتعلمون بقواعد السلوك والانضباط المدرسي»، مطوّرة وممتدّة إلى أدوار وخطوات ومؤشرات نجاح وسيناريوهات تطبيقية، وفق متطلبات نموذج معايير التقويم والاعتماد المدرسي للعام 2026م. كل إضاءة في صفحة مستقلة بعنوانها.</w:t>
       </w:r>
     </w:p>
+    <w:tbl>
+      <w:tblPr>
+        <w:bidiVisual/>
+        <w:tblW w:type="auto" w:w="0"/>
+        <w:jc w:val="center"/>
+        <w:tblBorders>
+          <w:top w:val="single" w:sz="4" w:space="0" w:color="B4884D"/>
+          <w:left w:val="single" w:sz="4" w:space="0" w:color="B4884D"/>
+          <w:bottom w:val="single" w:sz="4" w:space="0" w:color="B4884D"/>
+          <w:right w:val="single" w:sz="4" w:space="0" w:color="B4884D"/>
+          <w:insideH w:val="single" w:sz="4" w:space="0" w:color="B4884D"/>
+          <w:insideV w:val="single" w:sz="4" w:space="0" w:color="B4884D"/>
+        </w:tblBorders>
+        <w:tblLook w:firstColumn="1" w:firstRow="1" w:lastColumn="0" w:lastRow="0" w:noHBand="0" w:noVBand="1" w:val="04A0"/>
+      </w:tblPr>
+      <w:tblGrid>
+        <w:gridCol w:w="10488"/>
+      </w:tblGrid>
+      <w:tr>
+        <w:tc>
+          <w:tcPr>
+            <w:tcW w:type="dxa" w:w="10488"/>
+            <w:shd w:val="clear" w:color="auto" w:fill="EEF4F5"/>
+            <w:tcMar>
+              <w:top w:w="70" w:type="dxa"/>
+              <w:left w:w="120" w:type="dxa"/>
+              <w:bottom w:w="70" w:type="dxa"/>
+              <w:right w:w="120" w:type="dxa"/>
+            </w:tcMar>
+          </w:tcPr>
+          <w:p>
+            <w:pPr>
+              <w:bidi/>
+              <w:spacing w:before="0" w:after="40" w:line="264" w:lineRule="auto"/>
+              <w:jc w:val="right"/>
+            </w:pPr>
+            <w:r>
+              <w:rPr>
+                <w:rFonts w:ascii="Sakkal Majala" w:hAnsi="Sakkal Majala" w:cs="Sakkal Majala"/>
+                <w:b/>
+                <w:bCs w:val="1"/>
+                <w:i w:val="0"/>
+                <w:color w:val="0F4C5C"/>
+                <w:sz w:val="18"/>
+                <w:szCs w:val="18"/>
+                <w:rtl/>
+              </w:rPr>
+              <w:t>بيانات التوثيق (تُستكمل يدويًا):</w:t>
+            </w:r>
+          </w:p>
+          <w:p>
+            <w:pPr>
+              <w:bidi/>
+              <w:spacing w:before="0" w:after="40" w:line="264" w:lineRule="auto"/>
+              <w:jc w:val="right"/>
+            </w:pPr>
+            <w:r>
+              <w:rPr>
+                <w:rFonts w:ascii="Sakkal Majala" w:hAnsi="Sakkal Majala" w:cs="Sakkal Majala"/>
+                <w:b w:val="0"/>
+                <w:bCs w:val="0"/>
+                <w:i w:val="0"/>
+                <w:color w:val="1F2D33"/>
+                <w:sz w:val="19"/>
+                <w:szCs w:val="19"/>
+                <w:rtl/>
+              </w:rPr>
+              <w:t>المدرسة: ......................................    |    المرشد الطلابي: ......................................    |    التاريخ: ......... / ......... / 1447هـ</w:t>
+            </w:r>
+          </w:p>
+        </w:tc>
+      </w:tr>
+    </w:tbl>
     <w:p>
       <w:pPr>
         <w:shd w:val="clear" w:color="auto" w:fill="0F4C5C"/>
@@ -9001,8 +9074,56 @@
         <w:szCs w:val="16"/>
         <w:rtl/>
       </w:rPr>
-      <w:t>إعداد: المرشد الطلابي — وثيقة العمل الإرشادي | الإضاءة الوثيقة الموحدة — الإضاءات الثمانية من 8 | العام الدراسي 2026م</w:t>
+      <w:t>إعداد: المرشد الطلابي — الوثيقة الموحدة للإضاءات الثمانية | العام الدراسي 2026م</w:t>
     </w:r>
+    <w:r>
+      <w:rPr>
+        <w:rFonts w:ascii="Sakkal Majala" w:hAnsi="Sakkal Majala" w:cs="Sakkal Majala"/>
+        <w:b w:val="0"/>
+        <w:bCs w:val="0"/>
+        <w:i w:val="0"/>
+        <w:color w:val="6B7B80"/>
+        <w:sz w:val="16"/>
+        <w:szCs w:val="16"/>
+        <w:rtl/>
+      </w:rPr>
+      <w:t xml:space="preserve">  |  صفحة </w:t>
+    </w:r>
+    <w:fldSimple w:instr=" PAGE ">
+      <w:r>
+        <w:rPr>
+          <w:rFonts w:ascii="Sakkal Majala" w:hAnsi="Sakkal Majala" w:cs="Sakkal Majala"/>
+          <w:sz w:val="16"/>
+          <w:szCs w:val="16"/>
+          <w:color w:val="6B7B80"/>
+        </w:rPr>
+        <w:t>1</w:t>
+      </w:r>
+    </w:fldSimple>
+    <w:r>
+      <w:rPr>
+        <w:rFonts w:ascii="Sakkal Majala" w:hAnsi="Sakkal Majala" w:cs="Sakkal Majala"/>
+        <w:b w:val="0"/>
+        <w:bCs w:val="0"/>
+        <w:i w:val="0"/>
+        <w:color w:val="6B7B80"/>
+        <w:sz w:val="16"/>
+        <w:szCs w:val="16"/>
+        <w:rtl/>
+      </w:rPr>
+      <w:t xml:space="preserve"> من </w:t>
+    </w:r>
+    <w:fldSimple w:instr=" NUMPAGES ">
+      <w:r>
+        <w:rPr>
+          <w:rFonts w:ascii="Sakkal Majala" w:hAnsi="Sakkal Majala" w:cs="Sakkal Majala"/>
+          <w:sz w:val="16"/>
+          <w:szCs w:val="16"/>
+          <w:color w:val="6B7B80"/>
+        </w:rPr>
+        <w:t>9</w:t>
+      </w:r>
+    </w:fldSimple>
   </w:p>
 </w:ftr>
 </file>
